--- a/india-ageing-atlas/biological_age_gap_2026/submission_assets/docx/04_supplementary_material.docx
+++ b/india-ageing-atlas/biological_age_gap_2026/submission_assets/docx/04_supplementary_material.docx
@@ -2,7 +2,7 @@
 <file path=word/document.xml><?xml version="1.0" encoding="utf-8"?>
 <w:document xmlns:w="http://schemas.openxmlformats.org/wordprocessingml/2006/main" xmlns:m="http://schemas.openxmlformats.org/officeDocument/2006/math" xmlns:r="http://schemas.openxmlformats.org/officeDocument/2006/relationships" xmlns:o="urn:schemas-microsoft-com:office:office" xmlns:v="urn:schemas-microsoft-com:vml" xmlns:w10="urn:schemas-microsoft-com:office:word" xmlns:a="http://schemas.openxmlformats.org/drawingml/2006/main" xmlns:pic="http://schemas.openxmlformats.org/drawingml/2006/picture" xmlns:wp="http://schemas.openxmlformats.org/drawingml/2006/wordprocessingDrawing">
   <w:body>
-    <w:bookmarkStart w:id="16" w:name="supplementary-material"/>
+    <w:bookmarkStart w:id="19" w:name="supplementary-material"/>
     <w:p>
       <w:pPr>
         <w:pStyle w:val="Heading1"/>
@@ -11,13 +11,13 @@
         <w:t xml:space="preserve">Supplementary material</w:t>
       </w:r>
     </w:p>
-    <w:bookmarkStart w:id="9" w:name="Xb1f10943d0d6ba3c55d1f2646a18f0207b58104"/>
+    <w:bookmarkStart w:id="9" w:name="Xbb16d8f0ce630c0759c014b7e4639962ee72b76"/>
     <w:p>
       <w:pPr>
         <w:pStyle w:val="Heading2"/>
       </w:pPr>
       <w:r>
-        <w:t xml:space="preserve">Table S1. Comparison of included (clock-eligible, &gt;=5 biomarkers) vs excluded participants</w:t>
+        <w:t xml:space="preserve">Table S1. Included (clock-eligible, ≥5 biomarkers) vs excluded participants</w:t>
       </w:r>
     </w:p>
     <w:tbl>
@@ -780,21 +780,13 @@
       </w:tr>
     </w:tbl>
     <w:bookmarkEnd w:id="9"/>
-    <w:bookmarkStart w:id="10" w:name="X05b7c12eb80c6f558af37f129fb4fd384b25d76"/>
+    <w:bookmarkStart w:id="10" w:name="Xe70f816b95c715034742fa8c265f198993da56d"/>
     <w:p>
       <w:pPr>
         <w:pStyle w:val="Heading2"/>
       </w:pPr>
       <w:r>
-        <w:t xml:space="preserve">Table S2. Inverse-probability-of-availability weighting sensitivity</w:t>
-      </w:r>
-    </w:p>
-    <w:p>
-      <w:pPr>
-        <w:pStyle w:val="FirstParagraph"/>
-      </w:pPr>
-      <w:r>
-        <w:t xml:space="preserve">Headline estimates under person weights vs IPW-adjusted weights (max difference 0.28 pp).</w:t>
+        <w:t xml:space="preserve">Table S2. Inverse-probability-of-availability weighting sensitivity (max diff 0.3 pp)</w:t>
       </w:r>
     </w:p>
     <w:tbl>
@@ -1165,13 +1157,1739 @@
       </w:tr>
     </w:tbl>
     <w:bookmarkEnd w:id="10"/>
-    <w:bookmarkStart w:id="11" w:name="Xea63e3228e2ce6b20e5597dc0d26f3e943791d4"/>
+    <w:bookmarkStart w:id="11" w:name="X522bd2c47f074ff7e11e6e9ab4129ee8daef310"/>
     <w:p>
       <w:pPr>
         <w:pStyle w:val="Heading2"/>
       </w:pPr>
       <w:r>
-        <w:t xml:space="preserve">Table S3. Domain prevalence by social group (the dual burden)</w:t>
+        <w:t xml:space="preserve">Table S3. Cluster-bootstrap robustness for key regression estimates (SSU resampling)</w:t>
+      </w:r>
+    </w:p>
+    <w:tbl>
+      <w:tblPr>
+        <w:tblStyle w:val="Table"/>
+        <w:tblW w:type="pct" w:w="5000"/>
+        <w:tblLayout w:type="fixed"/>
+        <w:tblLook w:firstRow="1" w:lastRow="0" w:firstColumn="0" w:lastColumn="0" w:noHBand="0" w:noVBand="0" w:val="0020"/>
+      </w:tblPr>
+      <w:tblGrid>
+        <w:gridCol w:w="5831"/>
+        <w:gridCol w:w="2088"/>
+      </w:tblGrid>
+      <w:tr>
+        <w:trPr>
+          <w:tblHeader w:val="on"/>
+        </w:trPr>
+        <w:tc>
+          <w:tcPr/>
+          <w:p>
+            <w:pPr>
+              <w:pStyle w:val="Compact"/>
+              <w:jc w:val="left"/>
+            </w:pPr>
+            <w:r>
+              <w:t xml:space="preserve">quantity</w:t>
+            </w:r>
+          </w:p>
+        </w:tc>
+        <w:tc>
+          <w:tcPr/>
+          <w:p>
+            <w:pPr>
+              <w:pStyle w:val="Compact"/>
+              <w:jc w:val="left"/>
+            </w:pPr>
+            <w:r>
+              <w:t xml:space="preserve">estimate</w:t>
+            </w:r>
+          </w:p>
+        </w:tc>
+      </w:tr>
+      <w:tr>
+        <w:tc>
+          <w:tcPr/>
+          <w:p>
+            <w:pPr>
+              <w:pStyle w:val="Compact"/>
+              <w:jc w:val="left"/>
+            </w:pPr>
+            <w:r>
+              <w:t xml:space="preserve">Undiagnosed diabetes urban-vs-rural OR (cluster bootstrap)</w:t>
+            </w:r>
+          </w:p>
+        </w:tc>
+        <w:tc>
+          <w:tcPr/>
+          <w:p>
+            <w:pPr>
+              <w:pStyle w:val="Compact"/>
+              <w:jc w:val="left"/>
+            </w:pPr>
+            <w:r>
+              <w:t xml:space="preserve">0.65 (0.58-0.74)</w:t>
+            </w:r>
+          </w:p>
+        </w:tc>
+      </w:tr>
+      <w:tr>
+        <w:tc>
+          <w:tcPr/>
+          <w:p>
+            <w:pPr>
+              <w:pStyle w:val="Compact"/>
+              <w:jc w:val="left"/>
+            </w:pPr>
+            <w:r>
+              <w:t xml:space="preserve">delta-AUROC biomarker burden over self-report (cluster bootstrap)</w:t>
+            </w:r>
+          </w:p>
+        </w:tc>
+        <w:tc>
+          <w:tcPr/>
+          <w:p>
+            <w:pPr>
+              <w:pStyle w:val="Compact"/>
+              <w:jc w:val="left"/>
+            </w:pPr>
+            <w:r>
+              <w:t xml:space="preserve">0.0011 (0.0000-0.0028)</w:t>
+            </w:r>
+          </w:p>
+        </w:tc>
+      </w:tr>
+    </w:tbl>
+    <w:bookmarkEnd w:id="11"/>
+    <w:bookmarkStart w:id="12" w:name="X45150c462f0ceec646b691cb7ee59f1b7e4e8ef"/>
+    <w:p>
+      <w:pPr>
+        <w:pStyle w:val="Heading2"/>
+      </w:pPr>
+      <w:r>
+        <w:t xml:space="preserve">Table S4. Social patterning of undiagnosed disease and high burden (weighted %)</w:t>
+      </w:r>
+    </w:p>
+    <w:tbl>
+      <w:tblPr>
+        <w:tblStyle w:val="Table"/>
+        <w:tblW w:type="pct" w:w="5000"/>
+        <w:tblLayout w:type="fixed"/>
+        <w:tblLook w:firstRow="1" w:lastRow="0" w:firstColumn="0" w:lastColumn="0" w:noHBand="0" w:noVBand="0" w:val="0020"/>
+      </w:tblPr>
+      <w:tblGrid>
+        <w:gridCol w:w="1159"/>
+        <w:gridCol w:w="1352"/>
+        <w:gridCol w:w="2028"/>
+        <w:gridCol w:w="1545"/>
+        <w:gridCol w:w="1835"/>
+      </w:tblGrid>
+      <w:tr>
+        <w:trPr>
+          <w:tblHeader w:val="on"/>
+        </w:trPr>
+        <w:tc>
+          <w:tcPr/>
+          <w:p>
+            <w:pPr>
+              <w:pStyle w:val="Compact"/>
+              <w:jc w:val="left"/>
+            </w:pPr>
+            <w:r>
+              <w:t xml:space="preserve">stratum</w:t>
+            </w:r>
+          </w:p>
+        </w:tc>
+        <w:tc>
+          <w:tcPr/>
+          <w:p>
+            <w:pPr>
+              <w:pStyle w:val="Compact"/>
+              <w:jc w:val="left"/>
+            </w:pPr>
+            <w:r>
+              <w:t xml:space="preserve">group</w:t>
+            </w:r>
+          </w:p>
+        </w:tc>
+        <w:tc>
+          <w:tcPr/>
+          <w:p>
+            <w:pPr>
+              <w:pStyle w:val="Compact"/>
+              <w:jc w:val="right"/>
+            </w:pPr>
+            <w:r>
+              <w:t xml:space="preserve">undx_diabetes_pct</w:t>
+            </w:r>
+          </w:p>
+        </w:tc>
+        <w:tc>
+          <w:tcPr/>
+          <w:p>
+            <w:pPr>
+              <w:pStyle w:val="Compact"/>
+              <w:jc w:val="right"/>
+            </w:pPr>
+            <w:r>
+              <w:t xml:space="preserve">undx_htn_pct</w:t>
+            </w:r>
+          </w:p>
+        </w:tc>
+        <w:tc>
+          <w:tcPr/>
+          <w:p>
+            <w:pPr>
+              <w:pStyle w:val="Compact"/>
+              <w:jc w:val="right"/>
+            </w:pPr>
+            <w:r>
+              <w:t xml:space="preserve">high_burden_pct</w:t>
+            </w:r>
+          </w:p>
+        </w:tc>
+      </w:tr>
+      <w:tr>
+        <w:tc>
+          <w:tcPr/>
+          <w:p>
+            <w:pPr>
+              <w:pStyle w:val="Compact"/>
+              <w:jc w:val="left"/>
+            </w:pPr>
+            <w:r>
+              <w:t xml:space="preserve">residence</w:t>
+            </w:r>
+          </w:p>
+        </w:tc>
+        <w:tc>
+          <w:tcPr/>
+          <w:p>
+            <w:pPr>
+              <w:pStyle w:val="Compact"/>
+              <w:jc w:val="left"/>
+            </w:pPr>
+            <w:r>
+              <w:t xml:space="preserve">rural</w:t>
+            </w:r>
+          </w:p>
+        </w:tc>
+        <w:tc>
+          <w:tcPr/>
+          <w:p>
+            <w:pPr>
+              <w:pStyle w:val="Compact"/>
+              <w:jc w:val="right"/>
+            </w:pPr>
+            <w:r>
+              <w:t xml:space="preserve">57.8</w:t>
+            </w:r>
+          </w:p>
+        </w:tc>
+        <w:tc>
+          <w:tcPr/>
+          <w:p>
+            <w:pPr>
+              <w:pStyle w:val="Compact"/>
+              <w:jc w:val="right"/>
+            </w:pPr>
+            <w:r>
+              <w:t xml:space="preserve">68</w:t>
+            </w:r>
+          </w:p>
+        </w:tc>
+        <w:tc>
+          <w:tcPr/>
+          <w:p>
+            <w:pPr>
+              <w:pStyle w:val="Compact"/>
+              <w:jc w:val="right"/>
+            </w:pPr>
+            <w:r>
+              <w:t xml:space="preserve">19.6</w:t>
+            </w:r>
+          </w:p>
+        </w:tc>
+      </w:tr>
+      <w:tr>
+        <w:tc>
+          <w:tcPr/>
+          <w:p>
+            <w:pPr>
+              <w:pStyle w:val="Compact"/>
+              <w:jc w:val="left"/>
+            </w:pPr>
+            <w:r>
+              <w:t xml:space="preserve">residence</w:t>
+            </w:r>
+          </w:p>
+        </w:tc>
+        <w:tc>
+          <w:tcPr/>
+          <w:p>
+            <w:pPr>
+              <w:pStyle w:val="Compact"/>
+              <w:jc w:val="left"/>
+            </w:pPr>
+            <w:r>
+              <w:t xml:space="preserve">urban</w:t>
+            </w:r>
+          </w:p>
+        </w:tc>
+        <w:tc>
+          <w:tcPr/>
+          <w:p>
+            <w:pPr>
+              <w:pStyle w:val="Compact"/>
+              <w:jc w:val="right"/>
+            </w:pPr>
+            <w:r>
+              <w:t xml:space="preserve">44</w:t>
+            </w:r>
+          </w:p>
+        </w:tc>
+        <w:tc>
+          <w:tcPr/>
+          <w:p>
+            <w:pPr>
+              <w:pStyle w:val="Compact"/>
+              <w:jc w:val="right"/>
+            </w:pPr>
+            <w:r>
+              <w:t xml:space="preserve">56.5</w:t>
+            </w:r>
+          </w:p>
+        </w:tc>
+        <w:tc>
+          <w:tcPr/>
+          <w:p>
+            <w:pPr>
+              <w:pStyle w:val="Compact"/>
+              <w:jc w:val="right"/>
+            </w:pPr>
+            <w:r>
+              <w:t xml:space="preserve">31.2</w:t>
+            </w:r>
+          </w:p>
+        </w:tc>
+      </w:tr>
+      <w:tr>
+        <w:tc>
+          <w:tcPr/>
+          <w:p>
+            <w:pPr>
+              <w:pStyle w:val="Compact"/>
+              <w:jc w:val="left"/>
+            </w:pPr>
+            <w:r>
+              <w:t xml:space="preserve">sex</w:t>
+            </w:r>
+          </w:p>
+        </w:tc>
+        <w:tc>
+          <w:tcPr/>
+          <w:p>
+            <w:pPr>
+              <w:pStyle w:val="Compact"/>
+              <w:jc w:val="left"/>
+            </w:pPr>
+            <w:r>
+              <w:t xml:space="preserve">female</w:t>
+            </w:r>
+          </w:p>
+        </w:tc>
+        <w:tc>
+          <w:tcPr/>
+          <w:p>
+            <w:pPr>
+              <w:pStyle w:val="Compact"/>
+              <w:jc w:val="right"/>
+            </w:pPr>
+            <w:r>
+              <w:t xml:space="preserve">51.4</w:t>
+            </w:r>
+          </w:p>
+        </w:tc>
+        <w:tc>
+          <w:tcPr/>
+          <w:p>
+            <w:pPr>
+              <w:pStyle w:val="Compact"/>
+              <w:jc w:val="right"/>
+            </w:pPr>
+            <w:r>
+              <w:t xml:space="preserve">58.5</w:t>
+            </w:r>
+          </w:p>
+        </w:tc>
+        <w:tc>
+          <w:tcPr/>
+          <w:p>
+            <w:pPr>
+              <w:pStyle w:val="Compact"/>
+              <w:jc w:val="right"/>
+            </w:pPr>
+            <w:r>
+              <w:t xml:space="preserve">27.4</w:t>
+            </w:r>
+          </w:p>
+        </w:tc>
+      </w:tr>
+      <w:tr>
+        <w:tc>
+          <w:tcPr/>
+          <w:p>
+            <w:pPr>
+              <w:pStyle w:val="Compact"/>
+              <w:jc w:val="left"/>
+            </w:pPr>
+            <w:r>
+              <w:t xml:space="preserve">sex</w:t>
+            </w:r>
+          </w:p>
+        </w:tc>
+        <w:tc>
+          <w:tcPr/>
+          <w:p>
+            <w:pPr>
+              <w:pStyle w:val="Compact"/>
+              <w:jc w:val="left"/>
+            </w:pPr>
+            <w:r>
+              <w:t xml:space="preserve">male</w:t>
+            </w:r>
+          </w:p>
+        </w:tc>
+        <w:tc>
+          <w:tcPr/>
+          <w:p>
+            <w:pPr>
+              <w:pStyle w:val="Compact"/>
+              <w:jc w:val="right"/>
+            </w:pPr>
+            <w:r>
+              <w:t xml:space="preserve">51.2</w:t>
+            </w:r>
+          </w:p>
+        </w:tc>
+        <w:tc>
+          <w:tcPr/>
+          <w:p>
+            <w:pPr>
+              <w:pStyle w:val="Compact"/>
+              <w:jc w:val="right"/>
+            </w:pPr>
+            <w:r>
+              <w:t xml:space="preserve">68.6</w:t>
+            </w:r>
+          </w:p>
+        </w:tc>
+        <w:tc>
+          <w:tcPr/>
+          <w:p>
+            <w:pPr>
+              <w:pStyle w:val="Compact"/>
+              <w:jc w:val="right"/>
+            </w:pPr>
+            <w:r>
+              <w:t xml:space="preserve">19.5</w:t>
+            </w:r>
+          </w:p>
+        </w:tc>
+      </w:tr>
+      <w:tr>
+        <w:tc>
+          <w:tcPr/>
+          <w:p>
+            <w:pPr>
+              <w:pStyle w:val="Compact"/>
+              <w:jc w:val="left"/>
+            </w:pPr>
+            <w:r>
+              <w:t xml:space="preserve">edu_grp</w:t>
+            </w:r>
+          </w:p>
+        </w:tc>
+        <w:tc>
+          <w:tcPr/>
+          <w:p>
+            <w:pPr>
+              <w:pStyle w:val="Compact"/>
+              <w:jc w:val="left"/>
+            </w:pPr>
+            <w:r>
+              <w:t xml:space="preserve">No education</w:t>
+            </w:r>
+          </w:p>
+        </w:tc>
+        <w:tc>
+          <w:tcPr/>
+          <w:p>
+            <w:pPr>
+              <w:pStyle w:val="Compact"/>
+              <w:jc w:val="right"/>
+            </w:pPr>
+            <w:r>
+              <w:t xml:space="preserve">59.6</w:t>
+            </w:r>
+          </w:p>
+        </w:tc>
+        <w:tc>
+          <w:tcPr/>
+          <w:p>
+            <w:pPr>
+              <w:pStyle w:val="Compact"/>
+              <w:jc w:val="right"/>
+            </w:pPr>
+            <w:r>
+              <w:t xml:space="preserve">66.5</w:t>
+            </w:r>
+          </w:p>
+        </w:tc>
+        <w:tc>
+          <w:tcPr/>
+          <w:p>
+            <w:pPr>
+              <w:pStyle w:val="Compact"/>
+              <w:jc w:val="right"/>
+            </w:pPr>
+            <w:r>
+              <w:t xml:space="preserve">21.7</w:t>
+            </w:r>
+          </w:p>
+        </w:tc>
+      </w:tr>
+      <w:tr>
+        <w:tc>
+          <w:tcPr/>
+          <w:p>
+            <w:pPr>
+              <w:pStyle w:val="Compact"/>
+              <w:jc w:val="left"/>
+            </w:pPr>
+            <w:r>
+              <w:t xml:space="preserve">edu_grp</w:t>
+            </w:r>
+          </w:p>
+        </w:tc>
+        <w:tc>
+          <w:tcPr/>
+          <w:p>
+            <w:pPr>
+              <w:pStyle w:val="Compact"/>
+              <w:jc w:val="left"/>
+            </w:pPr>
+            <w:r>
+              <w:t xml:space="preserve">1-5 yr</w:t>
+            </w:r>
+          </w:p>
+        </w:tc>
+        <w:tc>
+          <w:tcPr/>
+          <w:p>
+            <w:pPr>
+              <w:pStyle w:val="Compact"/>
+              <w:jc w:val="right"/>
+            </w:pPr>
+            <w:r>
+              <w:t xml:space="preserve">49.5</w:t>
+            </w:r>
+          </w:p>
+        </w:tc>
+        <w:tc>
+          <w:tcPr/>
+          <w:p>
+            <w:pPr>
+              <w:pStyle w:val="Compact"/>
+              <w:jc w:val="right"/>
+            </w:pPr>
+            <w:r>
+              <w:t xml:space="preserve">62.3</w:t>
+            </w:r>
+          </w:p>
+        </w:tc>
+        <w:tc>
+          <w:tcPr/>
+          <w:p>
+            <w:pPr>
+              <w:pStyle w:val="Compact"/>
+              <w:jc w:val="right"/>
+            </w:pPr>
+            <w:r>
+              <w:t xml:space="preserve">23.7</w:t>
+            </w:r>
+          </w:p>
+        </w:tc>
+      </w:tr>
+      <w:tr>
+        <w:tc>
+          <w:tcPr/>
+          <w:p>
+            <w:pPr>
+              <w:pStyle w:val="Compact"/>
+              <w:jc w:val="left"/>
+            </w:pPr>
+            <w:r>
+              <w:t xml:space="preserve">edu_grp</w:t>
+            </w:r>
+          </w:p>
+        </w:tc>
+        <w:tc>
+          <w:tcPr/>
+          <w:p>
+            <w:pPr>
+              <w:pStyle w:val="Compact"/>
+              <w:jc w:val="left"/>
+            </w:pPr>
+            <w:r>
+              <w:t xml:space="preserve">6+ yr</w:t>
+            </w:r>
+          </w:p>
+        </w:tc>
+        <w:tc>
+          <w:tcPr/>
+          <w:p>
+            <w:pPr>
+              <w:pStyle w:val="Compact"/>
+              <w:jc w:val="right"/>
+            </w:pPr>
+            <w:r>
+              <w:t xml:space="preserve">44.3</w:t>
+            </w:r>
+          </w:p>
+        </w:tc>
+        <w:tc>
+          <w:tcPr/>
+          <w:p>
+            <w:pPr>
+              <w:pStyle w:val="Compact"/>
+              <w:jc w:val="right"/>
+            </w:pPr>
+            <w:r>
+              <w:t xml:space="preserve">60.5</w:t>
+            </w:r>
+          </w:p>
+        </w:tc>
+        <w:tc>
+          <w:tcPr/>
+          <w:p>
+            <w:pPr>
+              <w:pStyle w:val="Compact"/>
+              <w:jc w:val="right"/>
+            </w:pPr>
+            <w:r>
+              <w:t xml:space="preserve">25.5</w:t>
+            </w:r>
+          </w:p>
+        </w:tc>
+      </w:tr>
+      <w:tr>
+        <w:tc>
+          <w:tcPr/>
+          <w:p>
+            <w:pPr>
+              <w:pStyle w:val="Compact"/>
+              <w:jc w:val="left"/>
+            </w:pPr>
+            <w:r>
+              <w:t xml:space="preserve">wealth_grp</w:t>
+            </w:r>
+          </w:p>
+        </w:tc>
+        <w:tc>
+          <w:tcPr/>
+          <w:p>
+            <w:pPr>
+              <w:pStyle w:val="Compact"/>
+              <w:jc w:val="left"/>
+            </w:pPr>
+            <w:r>
+              <w:t xml:space="preserve">Poorest</w:t>
+            </w:r>
+          </w:p>
+        </w:tc>
+        <w:tc>
+          <w:tcPr/>
+          <w:p>
+            <w:pPr>
+              <w:pStyle w:val="Compact"/>
+              <w:jc w:val="right"/>
+            </w:pPr>
+            <w:r>
+              <w:t xml:space="preserve">54.8</w:t>
+            </w:r>
+          </w:p>
+        </w:tc>
+        <w:tc>
+          <w:tcPr/>
+          <w:p>
+            <w:pPr>
+              <w:pStyle w:val="Compact"/>
+              <w:jc w:val="right"/>
+            </w:pPr>
+            <w:r>
+              <w:t xml:space="preserve">63.5</w:t>
+            </w:r>
+          </w:p>
+        </w:tc>
+        <w:tc>
+          <w:tcPr/>
+          <w:p>
+            <w:pPr>
+              <w:pStyle w:val="Compact"/>
+              <w:jc w:val="right"/>
+            </w:pPr>
+            <w:r>
+              <w:t xml:space="preserve">22.9</w:t>
+            </w:r>
+          </w:p>
+        </w:tc>
+      </w:tr>
+      <w:tr>
+        <w:tc>
+          <w:tcPr/>
+          <w:p>
+            <w:pPr>
+              <w:pStyle w:val="Compact"/>
+              <w:jc w:val="left"/>
+            </w:pPr>
+            <w:r>
+              <w:t xml:space="preserve">wealth_grp</w:t>
+            </w:r>
+          </w:p>
+        </w:tc>
+        <w:tc>
+          <w:tcPr/>
+          <w:p>
+            <w:pPr>
+              <w:pStyle w:val="Compact"/>
+              <w:jc w:val="left"/>
+            </w:pPr>
+            <w:r>
+              <w:t xml:space="preserve">Middle</w:t>
+            </w:r>
+          </w:p>
+        </w:tc>
+        <w:tc>
+          <w:tcPr/>
+          <w:p>
+            <w:pPr>
+              <w:pStyle w:val="Compact"/>
+              <w:jc w:val="right"/>
+            </w:pPr>
+            <w:r>
+              <w:t xml:space="preserve">54.7</w:t>
+            </w:r>
+          </w:p>
+        </w:tc>
+        <w:tc>
+          <w:tcPr/>
+          <w:p>
+            <w:pPr>
+              <w:pStyle w:val="Compact"/>
+              <w:jc w:val="right"/>
+            </w:pPr>
+            <w:r>
+              <w:t xml:space="preserve">67.3</w:t>
+            </w:r>
+          </w:p>
+        </w:tc>
+        <w:tc>
+          <w:tcPr/>
+          <w:p>
+            <w:pPr>
+              <w:pStyle w:val="Compact"/>
+              <w:jc w:val="right"/>
+            </w:pPr>
+            <w:r>
+              <w:t xml:space="preserve">20.9</w:t>
+            </w:r>
+          </w:p>
+        </w:tc>
+      </w:tr>
+      <w:tr>
+        <w:tc>
+          <w:tcPr/>
+          <w:p>
+            <w:pPr>
+              <w:pStyle w:val="Compact"/>
+              <w:jc w:val="left"/>
+            </w:pPr>
+            <w:r>
+              <w:t xml:space="preserve">wealth_grp</w:t>
+            </w:r>
+          </w:p>
+        </w:tc>
+        <w:tc>
+          <w:tcPr/>
+          <w:p>
+            <w:pPr>
+              <w:pStyle w:val="Compact"/>
+              <w:jc w:val="left"/>
+            </w:pPr>
+            <w:r>
+              <w:t xml:space="preserve">Richest</w:t>
+            </w:r>
+          </w:p>
+        </w:tc>
+        <w:tc>
+          <w:tcPr/>
+          <w:p>
+            <w:pPr>
+              <w:pStyle w:val="Compact"/>
+              <w:jc w:val="right"/>
+            </w:pPr>
+            <w:r>
+              <w:t xml:space="preserve">45.4</w:t>
+            </w:r>
+          </w:p>
+        </w:tc>
+        <w:tc>
+          <w:tcPr/>
+          <w:p>
+            <w:pPr>
+              <w:pStyle w:val="Compact"/>
+              <w:jc w:val="right"/>
+            </w:pPr>
+            <w:r>
+              <w:t xml:space="preserve">60.6</w:t>
+            </w:r>
+          </w:p>
+        </w:tc>
+        <w:tc>
+          <w:tcPr/>
+          <w:p>
+            <w:pPr>
+              <w:pStyle w:val="Compact"/>
+              <w:jc w:val="right"/>
+            </w:pPr>
+            <w:r>
+              <w:t xml:space="preserve">26.3</w:t>
+            </w:r>
+          </w:p>
+        </w:tc>
+      </w:tr>
+    </w:tbl>
+    <w:bookmarkEnd w:id="12"/>
+    <w:bookmarkStart w:id="13" w:name="X84f2dc9f7e7784b054185287b6f0bfd78d2cbee"/>
+    <w:p>
+      <w:pPr>
+        <w:pStyle w:val="Heading2"/>
+      </w:pPr>
+      <w:r>
+        <w:t xml:space="preserve">Table S5. Care cascade by social group (% of affected)</w:t>
+      </w:r>
+    </w:p>
+    <w:tbl>
+      <w:tblPr>
+        <w:tblStyle w:val="Table"/>
+        <w:tblW w:type="pct" w:w="5000"/>
+        <w:tblLayout w:type="fixed"/>
+        <w:tblLook w:firstRow="1" w:lastRow="0" w:firstColumn="0" w:lastColumn="0" w:noHBand="0" w:noVBand="0" w:val="0020"/>
+      </w:tblPr>
+      <w:tblGrid>
+        <w:gridCol w:w="826"/>
+        <w:gridCol w:w="964"/>
+        <w:gridCol w:w="826"/>
+        <w:gridCol w:w="964"/>
+        <w:gridCol w:w="1170"/>
+        <w:gridCol w:w="895"/>
+        <w:gridCol w:w="1033"/>
+        <w:gridCol w:w="1239"/>
+      </w:tblGrid>
+      <w:tr>
+        <w:trPr>
+          <w:tblHeader w:val="on"/>
+        </w:trPr>
+        <w:tc>
+          <w:tcPr/>
+          <w:p>
+            <w:pPr>
+              <w:pStyle w:val="Compact"/>
+              <w:jc w:val="left"/>
+            </w:pPr>
+            <w:r>
+              <w:t xml:space="preserve">stratum</w:t>
+            </w:r>
+          </w:p>
+        </w:tc>
+        <w:tc>
+          <w:tcPr/>
+          <w:p>
+            <w:pPr>
+              <w:pStyle w:val="Compact"/>
+              <w:jc w:val="left"/>
+            </w:pPr>
+            <w:r>
+              <w:t xml:space="preserve">group</w:t>
+            </w:r>
+          </w:p>
+        </w:tc>
+        <w:tc>
+          <w:tcPr/>
+          <w:p>
+            <w:pPr>
+              <w:pStyle w:val="Compact"/>
+              <w:jc w:val="right"/>
+            </w:pPr>
+            <w:r>
+              <w:t xml:space="preserve">dm_aware</w:t>
+            </w:r>
+          </w:p>
+        </w:tc>
+        <w:tc>
+          <w:tcPr/>
+          <w:p>
+            <w:pPr>
+              <w:pStyle w:val="Compact"/>
+              <w:jc w:val="right"/>
+            </w:pPr>
+            <w:r>
+              <w:t xml:space="preserve">dm_treated</w:t>
+            </w:r>
+          </w:p>
+        </w:tc>
+        <w:tc>
+          <w:tcPr/>
+          <w:p>
+            <w:pPr>
+              <w:pStyle w:val="Compact"/>
+              <w:jc w:val="right"/>
+            </w:pPr>
+            <w:r>
+              <w:t xml:space="preserve">dm_controlled</w:t>
+            </w:r>
+          </w:p>
+        </w:tc>
+        <w:tc>
+          <w:tcPr/>
+          <w:p>
+            <w:pPr>
+              <w:pStyle w:val="Compact"/>
+              <w:jc w:val="right"/>
+            </w:pPr>
+            <w:r>
+              <w:t xml:space="preserve">htn_aware</w:t>
+            </w:r>
+          </w:p>
+        </w:tc>
+        <w:tc>
+          <w:tcPr/>
+          <w:p>
+            <w:pPr>
+              <w:pStyle w:val="Compact"/>
+              <w:jc w:val="right"/>
+            </w:pPr>
+            <w:r>
+              <w:t xml:space="preserve">htn_treated</w:t>
+            </w:r>
+          </w:p>
+        </w:tc>
+        <w:tc>
+          <w:tcPr/>
+          <w:p>
+            <w:pPr>
+              <w:pStyle w:val="Compact"/>
+              <w:jc w:val="right"/>
+            </w:pPr>
+            <w:r>
+              <w:t xml:space="preserve">htn_controlled</w:t>
+            </w:r>
+          </w:p>
+        </w:tc>
+      </w:tr>
+      <w:tr>
+        <w:tc>
+          <w:tcPr/>
+          <w:p>
+            <w:pPr>
+              <w:pStyle w:val="Compact"/>
+              <w:jc w:val="left"/>
+            </w:pPr>
+            <w:r>
+              <w:t xml:space="preserve">residence</w:t>
+            </w:r>
+          </w:p>
+        </w:tc>
+        <w:tc>
+          <w:tcPr/>
+          <w:p>
+            <w:pPr>
+              <w:pStyle w:val="Compact"/>
+              <w:jc w:val="left"/>
+            </w:pPr>
+            <w:r>
+              <w:t xml:space="preserve">rural</w:t>
+            </w:r>
+          </w:p>
+        </w:tc>
+        <w:tc>
+          <w:tcPr/>
+          <w:p>
+            <w:pPr>
+              <w:pStyle w:val="Compact"/>
+              <w:jc w:val="right"/>
+            </w:pPr>
+            <w:r>
+              <w:t xml:space="preserve">57.8</w:t>
+            </w:r>
+          </w:p>
+        </w:tc>
+        <w:tc>
+          <w:tcPr/>
+          <w:p>
+            <w:pPr>
+              <w:pStyle w:val="Compact"/>
+              <w:jc w:val="right"/>
+            </w:pPr>
+            <w:r>
+              <w:t xml:space="preserve">44.3</w:t>
+            </w:r>
+          </w:p>
+        </w:tc>
+        <w:tc>
+          <w:tcPr/>
+          <w:p>
+            <w:pPr>
+              <w:pStyle w:val="Compact"/>
+              <w:jc w:val="right"/>
+            </w:pPr>
+            <w:r>
+              <w:t xml:space="preserve">42.4</w:t>
+            </w:r>
+          </w:p>
+        </w:tc>
+        <w:tc>
+          <w:tcPr/>
+          <w:p>
+            <w:pPr>
+              <w:pStyle w:val="Compact"/>
+              <w:jc w:val="right"/>
+            </w:pPr>
+            <w:r>
+              <w:t xml:space="preserve">54.9</w:t>
+            </w:r>
+          </w:p>
+        </w:tc>
+        <w:tc>
+          <w:tcPr/>
+          <w:p>
+            <w:pPr>
+              <w:pStyle w:val="Compact"/>
+              <w:jc w:val="right"/>
+            </w:pPr>
+            <w:r>
+              <w:t xml:space="preserve">35.4</w:t>
+            </w:r>
+          </w:p>
+        </w:tc>
+        <w:tc>
+          <w:tcPr/>
+          <w:p>
+            <w:pPr>
+              <w:pStyle w:val="Compact"/>
+              <w:jc w:val="right"/>
+            </w:pPr>
+            <w:r>
+              <w:t xml:space="preserve">33.7</w:t>
+            </w:r>
+          </w:p>
+        </w:tc>
+      </w:tr>
+      <w:tr>
+        <w:tc>
+          <w:tcPr/>
+          <w:p>
+            <w:pPr>
+              <w:pStyle w:val="Compact"/>
+              <w:jc w:val="left"/>
+            </w:pPr>
+            <w:r>
+              <w:t xml:space="preserve">residence</w:t>
+            </w:r>
+          </w:p>
+        </w:tc>
+        <w:tc>
+          <w:tcPr/>
+          <w:p>
+            <w:pPr>
+              <w:pStyle w:val="Compact"/>
+              <w:jc w:val="left"/>
+            </w:pPr>
+            <w:r>
+              <w:t xml:space="preserve">urban</w:t>
+            </w:r>
+          </w:p>
+        </w:tc>
+        <w:tc>
+          <w:tcPr/>
+          <w:p>
+            <w:pPr>
+              <w:pStyle w:val="Compact"/>
+              <w:jc w:val="right"/>
+            </w:pPr>
+            <w:r>
+              <w:t xml:space="preserve">69.5</w:t>
+            </w:r>
+          </w:p>
+        </w:tc>
+        <w:tc>
+          <w:tcPr/>
+          <w:p>
+            <w:pPr>
+              <w:pStyle w:val="Compact"/>
+              <w:jc w:val="right"/>
+            </w:pPr>
+            <w:r>
+              <w:t xml:space="preserve">60.1</w:t>
+            </w:r>
+          </w:p>
+        </w:tc>
+        <w:tc>
+          <w:tcPr/>
+          <w:p>
+            <w:pPr>
+              <w:pStyle w:val="Compact"/>
+              <w:jc w:val="right"/>
+            </w:pPr>
+            <w:r>
+              <w:t xml:space="preserve">36.7</w:t>
+            </w:r>
+          </w:p>
+        </w:tc>
+        <w:tc>
+          <w:tcPr/>
+          <w:p>
+            <w:pPr>
+              <w:pStyle w:val="Compact"/>
+              <w:jc w:val="right"/>
+            </w:pPr>
+            <w:r>
+              <w:t xml:space="preserve">65.6</w:t>
+            </w:r>
+          </w:p>
+        </w:tc>
+        <w:tc>
+          <w:tcPr/>
+          <w:p>
+            <w:pPr>
+              <w:pStyle w:val="Compact"/>
+              <w:jc w:val="right"/>
+            </w:pPr>
+            <w:r>
+              <w:t xml:space="preserve">52.7</w:t>
+            </w:r>
+          </w:p>
+        </w:tc>
+        <w:tc>
+          <w:tcPr/>
+          <w:p>
+            <w:pPr>
+              <w:pStyle w:val="Compact"/>
+              <w:jc w:val="right"/>
+            </w:pPr>
+            <w:r>
+              <w:t xml:space="preserve">39.1</w:t>
+            </w:r>
+          </w:p>
+        </w:tc>
+      </w:tr>
+      <w:tr>
+        <w:tc>
+          <w:tcPr/>
+          <w:p>
+            <w:pPr>
+              <w:pStyle w:val="Compact"/>
+              <w:jc w:val="left"/>
+            </w:pPr>
+            <w:r>
+              <w:t xml:space="preserve">edu_grp</w:t>
+            </w:r>
+          </w:p>
+        </w:tc>
+        <w:tc>
+          <w:tcPr/>
+          <w:p>
+            <w:pPr>
+              <w:pStyle w:val="Compact"/>
+              <w:jc w:val="left"/>
+            </w:pPr>
+            <w:r>
+              <w:t xml:space="preserve">No education</w:t>
+            </w:r>
+          </w:p>
+        </w:tc>
+        <w:tc>
+          <w:tcPr/>
+          <w:p>
+            <w:pPr>
+              <w:pStyle w:val="Compact"/>
+              <w:jc w:val="right"/>
+            </w:pPr>
+            <w:r>
+              <w:t xml:space="preserve">57.2</w:t>
+            </w:r>
+          </w:p>
+        </w:tc>
+        <w:tc>
+          <w:tcPr/>
+          <w:p>
+            <w:pPr>
+              <w:pStyle w:val="Compact"/>
+              <w:jc w:val="right"/>
+            </w:pPr>
+            <w:r>
+              <w:t xml:space="preserve">44.3</w:t>
+            </w:r>
+          </w:p>
+        </w:tc>
+        <w:tc>
+          <w:tcPr/>
+          <w:p>
+            <w:pPr>
+              <w:pStyle w:val="Compact"/>
+              <w:jc w:val="right"/>
+            </w:pPr>
+            <w:r>
+              <w:t xml:space="preserve">43.9</w:t>
+            </w:r>
+          </w:p>
+        </w:tc>
+        <w:tc>
+          <w:tcPr/>
+          <w:p>
+            <w:pPr>
+              <w:pStyle w:val="Compact"/>
+              <w:jc w:val="right"/>
+            </w:pPr>
+            <w:r>
+              <w:t xml:space="preserve">56.8</w:t>
+            </w:r>
+          </w:p>
+        </w:tc>
+        <w:tc>
+          <w:tcPr/>
+          <w:p>
+            <w:pPr>
+              <w:pStyle w:val="Compact"/>
+              <w:jc w:val="right"/>
+            </w:pPr>
+            <w:r>
+              <w:t xml:space="preserve">37.8</w:t>
+            </w:r>
+          </w:p>
+        </w:tc>
+        <w:tc>
+          <w:tcPr/>
+          <w:p>
+            <w:pPr>
+              <w:pStyle w:val="Compact"/>
+              <w:jc w:val="right"/>
+            </w:pPr>
+            <w:r>
+              <w:t xml:space="preserve">35</w:t>
+            </w:r>
+          </w:p>
+        </w:tc>
+      </w:tr>
+      <w:tr>
+        <w:tc>
+          <w:tcPr/>
+          <w:p>
+            <w:pPr>
+              <w:pStyle w:val="Compact"/>
+              <w:jc w:val="left"/>
+            </w:pPr>
+            <w:r>
+              <w:t xml:space="preserve">edu_grp</w:t>
+            </w:r>
+          </w:p>
+        </w:tc>
+        <w:tc>
+          <w:tcPr/>
+          <w:p>
+            <w:pPr>
+              <w:pStyle w:val="Compact"/>
+              <w:jc w:val="left"/>
+            </w:pPr>
+            <w:r>
+              <w:t xml:space="preserve">1-5 yr</w:t>
+            </w:r>
+          </w:p>
+        </w:tc>
+        <w:tc>
+          <w:tcPr/>
+          <w:p>
+            <w:pPr>
+              <w:pStyle w:val="Compact"/>
+              <w:jc w:val="right"/>
+            </w:pPr>
+            <w:r>
+              <w:t xml:space="preserve">64.4</w:t>
+            </w:r>
+          </w:p>
+        </w:tc>
+        <w:tc>
+          <w:tcPr/>
+          <w:p>
+            <w:pPr>
+              <w:pStyle w:val="Compact"/>
+              <w:jc w:val="right"/>
+            </w:pPr>
+            <w:r>
+              <w:t xml:space="preserve">52.6</w:t>
+            </w:r>
+          </w:p>
+        </w:tc>
+        <w:tc>
+          <w:tcPr/>
+          <w:p>
+            <w:pPr>
+              <w:pStyle w:val="Compact"/>
+              <w:jc w:val="right"/>
+            </w:pPr>
+            <w:r>
+              <w:t xml:space="preserve">39.3</w:t>
+            </w:r>
+          </w:p>
+        </w:tc>
+        <w:tc>
+          <w:tcPr/>
+          <w:p>
+            <w:pPr>
+              <w:pStyle w:val="Compact"/>
+              <w:jc w:val="right"/>
+            </w:pPr>
+            <w:r>
+              <w:t xml:space="preserve">60</w:t>
+            </w:r>
+          </w:p>
+        </w:tc>
+        <w:tc>
+          <w:tcPr/>
+          <w:p>
+            <w:pPr>
+              <w:pStyle w:val="Compact"/>
+              <w:jc w:val="right"/>
+            </w:pPr>
+            <w:r>
+              <w:t xml:space="preserve">43.9</w:t>
+            </w:r>
+          </w:p>
+        </w:tc>
+        <w:tc>
+          <w:tcPr/>
+          <w:p>
+            <w:pPr>
+              <w:pStyle w:val="Compact"/>
+              <w:jc w:val="right"/>
+            </w:pPr>
+            <w:r>
+              <w:t xml:space="preserve">35.7</w:t>
+            </w:r>
+          </w:p>
+        </w:tc>
+      </w:tr>
+      <w:tr>
+        <w:tc>
+          <w:tcPr/>
+          <w:p>
+            <w:pPr>
+              <w:pStyle w:val="Compact"/>
+              <w:jc w:val="left"/>
+            </w:pPr>
+            <w:r>
+              <w:t xml:space="preserve">edu_grp</w:t>
+            </w:r>
+          </w:p>
+        </w:tc>
+        <w:tc>
+          <w:tcPr/>
+          <w:p>
+            <w:pPr>
+              <w:pStyle w:val="Compact"/>
+              <w:jc w:val="left"/>
+            </w:pPr>
+            <w:r>
+              <w:t xml:space="preserve">6+ yr</w:t>
+            </w:r>
+          </w:p>
+        </w:tc>
+        <w:tc>
+          <w:tcPr/>
+          <w:p>
+            <w:pPr>
+              <w:pStyle w:val="Compact"/>
+              <w:jc w:val="right"/>
+            </w:pPr>
+            <w:r>
+              <w:t xml:space="preserve">68.8</w:t>
+            </w:r>
+          </w:p>
+        </w:tc>
+        <w:tc>
+          <w:tcPr/>
+          <w:p>
+            <w:pPr>
+              <w:pStyle w:val="Compact"/>
+              <w:jc w:val="right"/>
+            </w:pPr>
+            <w:r>
+              <w:t xml:space="preserve">58.8</w:t>
+            </w:r>
+          </w:p>
+        </w:tc>
+        <w:tc>
+          <w:tcPr/>
+          <w:p>
+            <w:pPr>
+              <w:pStyle w:val="Compact"/>
+              <w:jc w:val="right"/>
+            </w:pPr>
+            <w:r>
+              <w:t xml:space="preserve">35.8</w:t>
+            </w:r>
+          </w:p>
+        </w:tc>
+        <w:tc>
+          <w:tcPr/>
+          <w:p>
+            <w:pPr>
+              <w:pStyle w:val="Compact"/>
+              <w:jc w:val="right"/>
+            </w:pPr>
+            <w:r>
+              <w:t xml:space="preserve">61.8</w:t>
+            </w:r>
+          </w:p>
+        </w:tc>
+        <w:tc>
+          <w:tcPr/>
+          <w:p>
+            <w:pPr>
+              <w:pStyle w:val="Compact"/>
+              <w:jc w:val="right"/>
+            </w:pPr>
+            <w:r>
+              <w:t xml:space="preserve">47.3</w:t>
+            </w:r>
+          </w:p>
+        </w:tc>
+        <w:tc>
+          <w:tcPr/>
+          <w:p>
+            <w:pPr>
+              <w:pStyle w:val="Compact"/>
+              <w:jc w:val="right"/>
+            </w:pPr>
+            <w:r>
+              <w:t xml:space="preserve">36.9</w:t>
+            </w:r>
+          </w:p>
+        </w:tc>
+      </w:tr>
+      <w:tr>
+        <w:tc>
+          <w:tcPr/>
+          <w:p>
+            <w:pPr>
+              <w:pStyle w:val="Compact"/>
+              <w:jc w:val="left"/>
+            </w:pPr>
+            <w:r>
+              <w:t xml:space="preserve">wealth_grp</w:t>
+            </w:r>
+          </w:p>
+        </w:tc>
+        <w:tc>
+          <w:tcPr/>
+          <w:p>
+            <w:pPr>
+              <w:pStyle w:val="Compact"/>
+              <w:jc w:val="left"/>
+            </w:pPr>
+            <w:r>
+              <w:t xml:space="preserve">Poorest</w:t>
+            </w:r>
+          </w:p>
+        </w:tc>
+        <w:tc>
+          <w:tcPr/>
+          <w:p>
+            <w:pPr>
+              <w:pStyle w:val="Compact"/>
+              <w:jc w:val="right"/>
+            </w:pPr>
+            <w:r>
+              <w:t xml:space="preserve">61.3</w:t>
+            </w:r>
+          </w:p>
+        </w:tc>
+        <w:tc>
+          <w:tcPr/>
+          <w:p>
+            <w:pPr>
+              <w:pStyle w:val="Compact"/>
+              <w:jc w:val="right"/>
+            </w:pPr>
+            <w:r>
+              <w:t xml:space="preserve">49.1</w:t>
+            </w:r>
+          </w:p>
+        </w:tc>
+        <w:tc>
+          <w:tcPr/>
+          <w:p>
+            <w:pPr>
+              <w:pStyle w:val="Compact"/>
+              <w:jc w:val="right"/>
+            </w:pPr>
+            <w:r>
+              <w:t xml:space="preserve">42</w:t>
+            </w:r>
+          </w:p>
+        </w:tc>
+        <w:tc>
+          <w:tcPr/>
+          <w:p>
+            <w:pPr>
+              <w:pStyle w:val="Compact"/>
+              <w:jc w:val="right"/>
+            </w:pPr>
+            <w:r>
+              <w:t xml:space="preserve">59</w:t>
+            </w:r>
+          </w:p>
+        </w:tc>
+        <w:tc>
+          <w:tcPr/>
+          <w:p>
+            <w:pPr>
+              <w:pStyle w:val="Compact"/>
+              <w:jc w:val="right"/>
+            </w:pPr>
+            <w:r>
+              <w:t xml:space="preserve">40.3</w:t>
+            </w:r>
+          </w:p>
+        </w:tc>
+        <w:tc>
+          <w:tcPr/>
+          <w:p>
+            <w:pPr>
+              <w:pStyle w:val="Compact"/>
+              <w:jc w:val="right"/>
+            </w:pPr>
+            <w:r>
+              <w:t xml:space="preserve">35.5</w:t>
+            </w:r>
+          </w:p>
+        </w:tc>
+      </w:tr>
+      <w:tr>
+        <w:tc>
+          <w:tcPr/>
+          <w:p>
+            <w:pPr>
+              <w:pStyle w:val="Compact"/>
+              <w:jc w:val="left"/>
+            </w:pPr>
+            <w:r>
+              <w:t xml:space="preserve">wealth_grp</w:t>
+            </w:r>
+          </w:p>
+        </w:tc>
+        <w:tc>
+          <w:tcPr/>
+          <w:p>
+            <w:pPr>
+              <w:pStyle w:val="Compact"/>
+              <w:jc w:val="left"/>
+            </w:pPr>
+            <w:r>
+              <w:t xml:space="preserve">Middle</w:t>
+            </w:r>
+          </w:p>
+        </w:tc>
+        <w:tc>
+          <w:tcPr/>
+          <w:p>
+            <w:pPr>
+              <w:pStyle w:val="Compact"/>
+              <w:jc w:val="right"/>
+            </w:pPr>
+            <w:r>
+              <w:t xml:space="preserve">59.9</w:t>
+            </w:r>
+          </w:p>
+        </w:tc>
+        <w:tc>
+          <w:tcPr/>
+          <w:p>
+            <w:pPr>
+              <w:pStyle w:val="Compact"/>
+              <w:jc w:val="right"/>
+            </w:pPr>
+            <w:r>
+              <w:t xml:space="preserve">47.8</w:t>
+            </w:r>
+          </w:p>
+        </w:tc>
+        <w:tc>
+          <w:tcPr/>
+          <w:p>
+            <w:pPr>
+              <w:pStyle w:val="Compact"/>
+              <w:jc w:val="right"/>
+            </w:pPr>
+            <w:r>
+              <w:t xml:space="preserve">39.6</w:t>
+            </w:r>
+          </w:p>
+        </w:tc>
+        <w:tc>
+          <w:tcPr/>
+          <w:p>
+            <w:pPr>
+              <w:pStyle w:val="Compact"/>
+              <w:jc w:val="right"/>
+            </w:pPr>
+            <w:r>
+              <w:t xml:space="preserve">56.1</w:t>
+            </w:r>
+          </w:p>
+        </w:tc>
+        <w:tc>
+          <w:tcPr/>
+          <w:p>
+            <w:pPr>
+              <w:pStyle w:val="Compact"/>
+              <w:jc w:val="right"/>
+            </w:pPr>
+            <w:r>
+              <w:t xml:space="preserve">39</w:t>
+            </w:r>
+          </w:p>
+        </w:tc>
+        <w:tc>
+          <w:tcPr/>
+          <w:p>
+            <w:pPr>
+              <w:pStyle w:val="Compact"/>
+              <w:jc w:val="right"/>
+            </w:pPr>
+            <w:r>
+              <w:t xml:space="preserve">34.8</w:t>
+            </w:r>
+          </w:p>
+        </w:tc>
+      </w:tr>
+      <w:tr>
+        <w:tc>
+          <w:tcPr/>
+          <w:p>
+            <w:pPr>
+              <w:pStyle w:val="Compact"/>
+              <w:jc w:val="left"/>
+            </w:pPr>
+            <w:r>
+              <w:t xml:space="preserve">wealth_grp</w:t>
+            </w:r>
+          </w:p>
+        </w:tc>
+        <w:tc>
+          <w:tcPr/>
+          <w:p>
+            <w:pPr>
+              <w:pStyle w:val="Compact"/>
+              <w:jc w:val="left"/>
+            </w:pPr>
+            <w:r>
+              <w:t xml:space="preserve">Richest</w:t>
+            </w:r>
+          </w:p>
+        </w:tc>
+        <w:tc>
+          <w:tcPr/>
+          <w:p>
+            <w:pPr>
+              <w:pStyle w:val="Compact"/>
+              <w:jc w:val="right"/>
+            </w:pPr>
+            <w:r>
+              <w:t xml:space="preserve">68.2</w:t>
+            </w:r>
+          </w:p>
+        </w:tc>
+        <w:tc>
+          <w:tcPr/>
+          <w:p>
+            <w:pPr>
+              <w:pStyle w:val="Compact"/>
+              <w:jc w:val="right"/>
+            </w:pPr>
+            <w:r>
+              <w:t xml:space="preserve">57.8</w:t>
+            </w:r>
+          </w:p>
+        </w:tc>
+        <w:tc>
+          <w:tcPr/>
+          <w:p>
+            <w:pPr>
+              <w:pStyle w:val="Compact"/>
+              <w:jc w:val="right"/>
+            </w:pPr>
+            <w:r>
+              <w:t xml:space="preserve">37.8</w:t>
+            </w:r>
+          </w:p>
+        </w:tc>
+        <w:tc>
+          <w:tcPr/>
+          <w:p>
+            <w:pPr>
+              <w:pStyle w:val="Compact"/>
+              <w:jc w:val="right"/>
+            </w:pPr>
+            <w:r>
+              <w:t xml:space="preserve">61.8</w:t>
+            </w:r>
+          </w:p>
+        </w:tc>
+        <w:tc>
+          <w:tcPr/>
+          <w:p>
+            <w:pPr>
+              <w:pStyle w:val="Compact"/>
+              <w:jc w:val="right"/>
+            </w:pPr>
+            <w:r>
+              <w:t xml:space="preserve">46.8</w:t>
+            </w:r>
+          </w:p>
+        </w:tc>
+        <w:tc>
+          <w:tcPr/>
+          <w:p>
+            <w:pPr>
+              <w:pStyle w:val="Compact"/>
+              <w:jc w:val="right"/>
+            </w:pPr>
+            <w:r>
+              <w:t xml:space="preserve">37</w:t>
+            </w:r>
+          </w:p>
+        </w:tc>
+      </w:tr>
+    </w:tbl>
+    <w:bookmarkEnd w:id="13"/>
+    <w:bookmarkStart w:id="14" w:name="X7c646fbb317f74e06b5b4dc91631f5ba38dab50"/>
+    <w:p>
+      <w:pPr>
+        <w:pStyle w:val="Heading2"/>
+      </w:pPr>
+      <w:r>
+        <w:t xml:space="preserve">Table S6. Domain prevalence by social group (the dual burden)</w:t>
       </w:r>
     </w:p>
     <w:tbl>
@@ -2295,14 +4013,14 @@
         </w:tc>
       </w:tr>
     </w:tbl>
-    <w:bookmarkEnd w:id="11"/>
-    <w:bookmarkStart w:id="12" w:name="X48097d5168d5feacf1e9886013ca0a6fea2ef16"/>
+    <w:bookmarkEnd w:id="14"/>
+    <w:bookmarkStart w:id="15" w:name="Xbcf6ddabdb68fbd8c2f8e2db49048db20d595a3"/>
     <w:p>
       <w:pPr>
         <w:pStyle w:val="Heading2"/>
       </w:pPr>
       <w:r>
-        <w:t xml:space="preserve">Table S4. Adjusted predictors of each biological domain (odds ratios)</w:t>
+        <w:t xml:space="preserve">Table S7. Adjusted predictors of each biological domain (odds ratios)</w:t>
       </w:r>
     </w:p>
     <w:tbl>
@@ -6024,14 +7742,14 @@
         </w:tc>
       </w:tr>
     </w:tbl>
-    <w:bookmarkEnd w:id="12"/>
-    <w:bookmarkStart w:id="13" w:name="X9353f4d50741f102420fafe98bc4cf5604ab31b"/>
+    <w:bookmarkEnd w:id="15"/>
+    <w:bookmarkStart w:id="16" w:name="Xbe455af8157e37f751ec9283d859aa3febaa16b"/>
     <w:p>
       <w:pPr>
         <w:pStyle w:val="Heading2"/>
       </w:pPr>
       <w:r>
-        <w:t xml:space="preserve">Table S5. State/UT surveillance: burden and undiagnosed fraction</w:t>
+        <w:t xml:space="preserve">Table S8. State/UT surveillance: burden and undiagnosed fraction</w:t>
       </w:r>
     </w:p>
     <w:tbl>
@@ -8346,14 +10064,14 @@
         </w:tc>
       </w:tr>
     </w:tbl>
-    <w:bookmarkEnd w:id="13"/>
-    <w:bookmarkStart w:id="14" w:name="Xbb4745eaa1eb634712c7fe9e5d128b442a2fc08"/>
+    <w:bookmarkEnd w:id="16"/>
+    <w:bookmarkStart w:id="17" w:name="X21669d67b1c5a249926474b2794a8ab4d93999f"/>
     <w:p>
       <w:pPr>
         <w:pStyle w:val="Heading2"/>
       </w:pPr>
       <w:r>
-        <w:t xml:space="preserve">Table S6. Biomarker-chronological age associations (weighted) — context for retiring the KDM clock</w:t>
+        <w:t xml:space="preserve">Table S9. Biomarker–chronological age associations (weighted) — context for retiring the KDM clock</w:t>
       </w:r>
     </w:p>
     <w:tbl>
@@ -8931,14 +10649,14 @@
         </w:tc>
       </w:tr>
     </w:tbl>
-    <w:bookmarkEnd w:id="14"/>
-    <w:bookmarkStart w:id="15" w:name="X8c708b0f75c60bbd7894f26a368e0a853fe07d5"/>
+    <w:bookmarkEnd w:id="17"/>
+    <w:bookmarkStart w:id="18" w:name="Xdec792ccb30d6cd6a17606ff8ebececbc6a5bee"/>
     <w:p>
       <w:pPr>
         <w:pStyle w:val="Heading2"/>
       </w:pPr>
       <w:r>
-        <w:t xml:space="preserve">Supplementary note S7. Why a chronological-age-calibrated biological-age clock is not the primary measure</w:t>
+        <w:t xml:space="preserve">Supplementary Note S10. Why a chronological-age-calibrated biological-age clock is not the primary measure</w:t>
       </w:r>
     </w:p>
     <w:p>
@@ -8964,87 +10682,53 @@
         <w:t xml:space="preserve"> </w:t>
       </w:r>
       <w:r>
-        <w:t xml:space="preserve">age acceleration had an implausible standard deviation (~26 years), with biological-age acceleration</w:t>
+        <w:t xml:space="preserve">age acceleration had an implausible standard deviation (~26 years), with negative convergent validity</w:t>
       </w:r>
       <w:r>
         <w:t xml:space="preserve"> </w:t>
       </w:r>
       <w:r>
-        <w:t xml:space="preserve">showing</w:t>
+        <w:t xml:space="preserve">against multi-system physiological dysregulation and allostatic load. The cause is visible in Table S9:</w:t>
       </w:r>
       <w:r>
         <w:t xml:space="preserve"> </w:t>
       </w:r>
       <w:r>
-        <w:rPr>
-          <w:i/>
-          <w:iCs/>
-        </w:rPr>
-        <w:t xml:space="preserve">negative</w:t>
+        <w:t xml:space="preserve">the LASI biomarker panel (lacking renal, hepatic and lipid chemistries) is only weakly correlated with</w:t>
       </w:r>
       <w:r>
         <w:t xml:space="preserve"> </w:t>
       </w:r>
       <w:r>
-        <w:t xml:space="preserve">convergent validity against multi-system physiological dysregulation and allostatic</w:t>
+        <w:t xml:space="preserve">chronological age in this 45+ population (most r^2 &lt; 0.05), and the population carries two opposing ageing</w:t>
       </w:r>
       <w:r>
         <w:t xml:space="preserve"> </w:t>
       </w:r>
       <w:r>
-        <w:t xml:space="preserve">load. The cause is visible in Table S6: the LASI biomarker panel (which lacks renal, hepatic and lipid</w:t>
+        <w:t xml:space="preserve">phenotypes — cardiometabolic excess and frailty/wasting — so a single age-anchored latent score is not</w:t>
       </w:r>
       <w:r>
         <w:t xml:space="preserve"> </w:t>
       </w:r>
       <w:r>
-        <w:t xml:space="preserve">chemistries) is only weakly correlated with chronological age in this 45+ population (most r^2 &lt; 0.05), and</w:t>
+        <w:t xml:space="preserve">well defined. We therefore do not report KDM biological age as a primary or secondary result, and instead</w:t>
       </w:r>
       <w:r>
         <w:t xml:space="preserve"> </w:t>
       </w:r>
       <w:r>
-        <w:t xml:space="preserve">the population carries two opposing ageing phenotypes — cardiometabolic excess and frailty/wasting — so a</w:t>
+        <w:t xml:space="preserve">use externally-thresholded abnormalities and their two clinically coherent axes. This is reported</w:t>
       </w:r>
       <w:r>
         <w:t xml:space="preserve"> </w:t>
       </w:r>
       <w:r>
-        <w:t xml:space="preserve">single age-anchored latent score is not well defined. We therefore do not report KDM biological age as a</w:t>
-      </w:r>
-      <w:r>
-        <w:t xml:space="preserve"> </w:t>
-      </w:r>
-      <w:r>
-        <w:t xml:space="preserve">primary or secondary result, and instead use externally-thresholded abnormalities and their two clinically</w:t>
-      </w:r>
-      <w:r>
-        <w:t xml:space="preserve"> </w:t>
-      </w:r>
-      <w:r>
-        <w:t xml:space="preserve">coherent axes. This is a deliberate guard against the over-interpretation of a single composite</w:t>
-      </w:r>
-      <w:r>
-        <w:t xml:space="preserve"> </w:t>
-      </w:r>
-      <w:r>
-        <w:t xml:space="preserve">“ageing</w:t>
-      </w:r>
-      <w:r>
-        <w:t xml:space="preserve"> </w:t>
-      </w:r>
-      <w:r>
-        <w:t xml:space="preserve">score,”</w:t>
-      </w:r>
-      <w:r>
-        <w:t xml:space="preserve"> </w:t>
-      </w:r>
-      <w:r>
-        <w:t xml:space="preserve">and is reported transparently here rather than omitted.</w:t>
+        <w:t xml:space="preserve">transparently rather than omitted.</w:t>
       </w:r>
     </w:p>
-    <w:bookmarkEnd w:id="15"/>
-    <w:bookmarkEnd w:id="16"/>
+    <w:bookmarkEnd w:id="18"/>
+    <w:bookmarkEnd w:id="19"/>
     <w:sectPr>
       <w:footnotePr>
         <w:numRestart w:val="eachSect"/>

--- a/india-ageing-atlas/biological_age_gap_2026/submission_assets/docx/04_supplementary_material.docx
+++ b/india-ageing-atlas/biological_age_gap_2026/submission_assets/docx/04_supplementary_material.docx
@@ -2,7 +2,7 @@
 <file path=word/document.xml><?xml version="1.0" encoding="utf-8"?>
 <w:document xmlns:w="http://schemas.openxmlformats.org/wordprocessingml/2006/main" xmlns:m="http://schemas.openxmlformats.org/officeDocument/2006/math" xmlns:r="http://schemas.openxmlformats.org/officeDocument/2006/relationships" xmlns:o="urn:schemas-microsoft-com:office:office" xmlns:v="urn:schemas-microsoft-com:vml" xmlns:w10="urn:schemas-microsoft-com:office:word" xmlns:a="http://schemas.openxmlformats.org/drawingml/2006/main" xmlns:pic="http://schemas.openxmlformats.org/drawingml/2006/picture" xmlns:wp="http://schemas.openxmlformats.org/drawingml/2006/wordprocessingDrawing">
   <w:body>
-    <w:bookmarkStart w:id="19" w:name="supplementary-material"/>
+    <w:bookmarkStart w:id="22" w:name="supplementary-material"/>
     <w:p>
       <w:pPr>
         <w:pStyle w:val="Heading1"/>
@@ -10650,7 +10650,869 @@
       </w:tr>
     </w:tbl>
     <w:bookmarkEnd w:id="17"/>
-    <w:bookmarkStart w:id="18" w:name="Xdec792ccb30d6cd6a17606ff8ebececbc6a5bee"/>
+    <w:bookmarkStart w:id="18" w:name="X8d22111d1da369f76c98e03e7c6c3732f33aa69"/>
+    <w:p>
+      <w:pPr>
+        <w:pStyle w:val="Heading2"/>
+      </w:pPr>
+      <w:r>
+        <w:t xml:space="preserve">Table S11. Absolute national burden, applying population-expansion weights (millions, adults 45+)</w:t>
+      </w:r>
+    </w:p>
+    <w:tbl>
+      <w:tblPr>
+        <w:tblStyle w:val="Table"/>
+        <w:tblW w:type="pct" w:w="5000"/>
+        <w:tblLayout w:type="fixed"/>
+        <w:tblLook w:firstRow="1" w:lastRow="0" w:firstColumn="0" w:lastColumn="0" w:noHBand="0" w:noVBand="0" w:val="0020"/>
+      </w:tblPr>
+      <w:tblGrid>
+        <w:gridCol w:w="5451"/>
+        <w:gridCol w:w="2468"/>
+      </w:tblGrid>
+      <w:tr>
+        <w:trPr>
+          <w:tblHeader w:val="on"/>
+        </w:trPr>
+        <w:tc>
+          <w:tcPr/>
+          <w:p>
+            <w:pPr>
+              <w:pStyle w:val="Compact"/>
+              <w:jc w:val="left"/>
+            </w:pPr>
+            <w:r>
+              <w:t xml:space="preserve">indicator</w:t>
+            </w:r>
+          </w:p>
+        </w:tc>
+        <w:tc>
+          <w:tcPr/>
+          <w:p>
+            <w:pPr>
+              <w:pStyle w:val="Compact"/>
+              <w:jc w:val="right"/>
+            </w:pPr>
+            <w:r>
+              <w:t xml:space="preserve">represented_millions</w:t>
+            </w:r>
+          </w:p>
+        </w:tc>
+      </w:tr>
+      <w:tr>
+        <w:tc>
+          <w:tcPr/>
+          <w:p>
+            <w:pPr>
+              <w:pStyle w:val="Compact"/>
+              <w:jc w:val="left"/>
+            </w:pPr>
+            <w:r>
+              <w:t xml:space="preserve">Undiagnosed diabetes</w:t>
+            </w:r>
+          </w:p>
+        </w:tc>
+        <w:tc>
+          <w:tcPr/>
+          <w:p>
+            <w:pPr>
+              <w:pStyle w:val="Compact"/>
+              <w:jc w:val="right"/>
+            </w:pPr>
+            <w:r>
+              <w:t xml:space="preserve">18.1</w:t>
+            </w:r>
+          </w:p>
+        </w:tc>
+      </w:tr>
+      <w:tr>
+        <w:tc>
+          <w:tcPr/>
+          <w:p>
+            <w:pPr>
+              <w:pStyle w:val="Compact"/>
+              <w:jc w:val="left"/>
+            </w:pPr>
+            <w:r>
+              <w:t xml:space="preserve">Undiagnosed hypertension</w:t>
+            </w:r>
+          </w:p>
+        </w:tc>
+        <w:tc>
+          <w:tcPr/>
+          <w:p>
+            <w:pPr>
+              <w:pStyle w:val="Compact"/>
+              <w:jc w:val="right"/>
+            </w:pPr>
+            <w:r>
+              <w:t xml:space="preserve">46.2</w:t>
+            </w:r>
+          </w:p>
+        </w:tc>
+      </w:tr>
+      <w:tr>
+        <w:tc>
+          <w:tcPr/>
+          <w:p>
+            <w:pPr>
+              <w:pStyle w:val="Compact"/>
+              <w:jc w:val="left"/>
+            </w:pPr>
+            <w:r>
+              <w:t xml:space="preserve">Uncontrolled diabetes (affected, not at target)</w:t>
+            </w:r>
+          </w:p>
+        </w:tc>
+        <w:tc>
+          <w:tcPr/>
+          <w:p>
+            <w:pPr>
+              <w:pStyle w:val="Compact"/>
+              <w:jc w:val="right"/>
+            </w:pPr>
+            <w:r>
+              <w:t xml:space="preserve">25.4</w:t>
+            </w:r>
+          </w:p>
+        </w:tc>
+      </w:tr>
+      <w:tr>
+        <w:tc>
+          <w:tcPr/>
+          <w:p>
+            <w:pPr>
+              <w:pStyle w:val="Compact"/>
+              <w:jc w:val="left"/>
+            </w:pPr>
+            <w:r>
+              <w:t xml:space="preserve">Uncontrolled hypertension (affected, not at target)</w:t>
+            </w:r>
+          </w:p>
+        </w:tc>
+        <w:tc>
+          <w:tcPr/>
+          <w:p>
+            <w:pPr>
+              <w:pStyle w:val="Compact"/>
+              <w:jc w:val="right"/>
+            </w:pPr>
+            <w:r>
+              <w:t xml:space="preserve">73.2</w:t>
+            </w:r>
+          </w:p>
+        </w:tc>
+      </w:tr>
+      <w:tr>
+        <w:tc>
+          <w:tcPr/>
+          <w:p>
+            <w:pPr>
+              <w:pStyle w:val="Compact"/>
+              <w:jc w:val="left"/>
+            </w:pPr>
+            <w:r>
+              <w:t xml:space="preserve">Anaemia</w:t>
+            </w:r>
+          </w:p>
+        </w:tc>
+        <w:tc>
+          <w:tcPr/>
+          <w:p>
+            <w:pPr>
+              <w:pStyle w:val="Compact"/>
+              <w:jc w:val="right"/>
+            </w:pPr>
+            <w:r>
+              <w:t xml:space="preserve">76</w:t>
+            </w:r>
+          </w:p>
+        </w:tc>
+      </w:tr>
+      <w:tr>
+        <w:tc>
+          <w:tcPr/>
+          <w:p>
+            <w:pPr>
+              <w:pStyle w:val="Compact"/>
+              <w:jc w:val="left"/>
+            </w:pPr>
+            <w:r>
+              <w:t xml:space="preserve">Elevated CRP (&gt;3 mg/L)</w:t>
+            </w:r>
+          </w:p>
+        </w:tc>
+        <w:tc>
+          <w:tcPr/>
+          <w:p>
+            <w:pPr>
+              <w:pStyle w:val="Compact"/>
+              <w:jc w:val="right"/>
+            </w:pPr>
+            <w:r>
+              <w:t xml:space="preserve">22.7</w:t>
+            </w:r>
+          </w:p>
+        </w:tc>
+      </w:tr>
+      <w:tr>
+        <w:tc>
+          <w:tcPr/>
+          <w:p>
+            <w:pPr>
+              <w:pStyle w:val="Compact"/>
+              <w:jc w:val="left"/>
+            </w:pPr>
+            <w:r>
+              <w:t xml:space="preserve">High multi-system burden (&gt;=3 systems)</w:t>
+            </w:r>
+          </w:p>
+        </w:tc>
+        <w:tc>
+          <w:tcPr/>
+          <w:p>
+            <w:pPr>
+              <w:pStyle w:val="Compact"/>
+              <w:jc w:val="right"/>
+            </w:pPr>
+            <w:r>
+              <w:t xml:space="preserve">56.8</w:t>
+            </w:r>
+          </w:p>
+        </w:tc>
+      </w:tr>
+      <w:tr>
+        <w:tc>
+          <w:tcPr/>
+          <w:p>
+            <w:pPr>
+              <w:pStyle w:val="Compact"/>
+              <w:jc w:val="left"/>
+            </w:pPr>
+            <w:r>
+              <w:t xml:space="preserve">Represented 45+ population (DBS-eligible)</w:t>
+            </w:r>
+          </w:p>
+        </w:tc>
+        <w:tc>
+          <w:tcPr/>
+          <w:p>
+            <w:pPr>
+              <w:pStyle w:val="Compact"/>
+              <w:jc w:val="right"/>
+            </w:pPr>
+            <w:r>
+              <w:t xml:space="preserve">234</w:t>
+            </w:r>
+          </w:p>
+        </w:tc>
+      </w:tr>
+    </w:tbl>
+    <w:bookmarkEnd w:id="18"/>
+    <w:bookmarkStart w:id="19" w:name="X540091060c2a25b5895eb76352a6439425e160a"/>
+    <w:p>
+      <w:pPr>
+        <w:pStyle w:val="Heading2"/>
+      </w:pPr>
+      <w:r>
+        <w:t xml:space="preserve">Table S12. Threshold sensitivity (alternative clinical cut-offs)</w:t>
+      </w:r>
+    </w:p>
+    <w:tbl>
+      <w:tblPr>
+        <w:tblStyle w:val="Table"/>
+        <w:tblW w:type="auto" w:w="0"/>
+        <w:tblLook w:firstRow="1" w:lastRow="0" w:firstColumn="0" w:lastColumn="0" w:noHBand="0" w:noVBand="0" w:val="0020"/>
+      </w:tblPr>
+      <w:tblGrid>
+        <w:gridCol w:w="1980"/>
+        <w:gridCol w:w="1980"/>
+        <w:gridCol w:w="1980"/>
+        <w:gridCol w:w="1980"/>
+      </w:tblGrid>
+      <w:tr>
+        <w:trPr>
+          <w:tblHeader w:val="on"/>
+        </w:trPr>
+        <w:tc>
+          <w:tcPr/>
+          <w:p>
+            <w:pPr>
+              <w:pStyle w:val="Compact"/>
+              <w:jc w:val="left"/>
+            </w:pPr>
+            <w:r>
+              <w:t xml:space="preserve">condition</w:t>
+            </w:r>
+          </w:p>
+        </w:tc>
+        <w:tc>
+          <w:tcPr/>
+          <w:p>
+            <w:pPr>
+              <w:pStyle w:val="Compact"/>
+              <w:jc w:val="left"/>
+            </w:pPr>
+            <w:r>
+              <w:t xml:space="preserve">threshold</w:t>
+            </w:r>
+          </w:p>
+        </w:tc>
+        <w:tc>
+          <w:tcPr/>
+          <w:p>
+            <w:pPr>
+              <w:pStyle w:val="Compact"/>
+              <w:jc w:val="right"/>
+            </w:pPr>
+            <w:r>
+              <w:t xml:space="preserve">prevalence_%</w:t>
+            </w:r>
+          </w:p>
+        </w:tc>
+        <w:tc>
+          <w:tcPr/>
+          <w:p>
+            <w:pPr>
+              <w:pStyle w:val="Compact"/>
+              <w:jc w:val="right"/>
+            </w:pPr>
+            <w:r>
+              <w:t xml:space="preserve">undiagnosed_%</w:t>
+            </w:r>
+          </w:p>
+        </w:tc>
+      </w:tr>
+      <w:tr>
+        <w:tc>
+          <w:tcPr/>
+          <w:p>
+            <w:pPr>
+              <w:pStyle w:val="Compact"/>
+              <w:jc w:val="left"/>
+            </w:pPr>
+            <w:r>
+              <w:t xml:space="preserve">Diabetes</w:t>
+            </w:r>
+          </w:p>
+        </w:tc>
+        <w:tc>
+          <w:tcPr/>
+          <w:p>
+            <w:pPr>
+              <w:pStyle w:val="Compact"/>
+              <w:jc w:val="left"/>
+            </w:pPr>
+            <w:r>
+              <w:t xml:space="preserve">HbA1c&gt;=6.5</w:t>
+            </w:r>
+          </w:p>
+        </w:tc>
+        <w:tc>
+          <w:tcPr/>
+          <w:p>
+            <w:pPr>
+              <w:pStyle w:val="Compact"/>
+              <w:jc w:val="right"/>
+            </w:pPr>
+            <w:r>
+              <w:t xml:space="preserve">15.3</w:t>
+            </w:r>
+          </w:p>
+        </w:tc>
+        <w:tc>
+          <w:tcPr/>
+          <w:p>
+            <w:pPr>
+              <w:pStyle w:val="Compact"/>
+              <w:jc w:val="right"/>
+            </w:pPr>
+            <w:r>
+              <w:t xml:space="preserve">51.3</w:t>
+            </w:r>
+          </w:p>
+        </w:tc>
+      </w:tr>
+      <w:tr>
+        <w:tc>
+          <w:tcPr/>
+          <w:p>
+            <w:pPr>
+              <w:pStyle w:val="Compact"/>
+              <w:jc w:val="left"/>
+            </w:pPr>
+            <w:r>
+              <w:t xml:space="preserve">Diabetes</w:t>
+            </w:r>
+          </w:p>
+        </w:tc>
+        <w:tc>
+          <w:tcPr/>
+          <w:p>
+            <w:pPr>
+              <w:pStyle w:val="Compact"/>
+              <w:jc w:val="left"/>
+            </w:pPr>
+            <w:r>
+              <w:t xml:space="preserve">HbA1c&gt;=7.0</w:t>
+            </w:r>
+          </w:p>
+        </w:tc>
+        <w:tc>
+          <w:tcPr/>
+          <w:p>
+            <w:pPr>
+              <w:pStyle w:val="Compact"/>
+              <w:jc w:val="right"/>
+            </w:pPr>
+            <w:r>
+              <w:t xml:space="preserve">11.2</w:t>
+            </w:r>
+          </w:p>
+        </w:tc>
+        <w:tc>
+          <w:tcPr/>
+          <w:p>
+            <w:pPr>
+              <w:pStyle w:val="Compact"/>
+              <w:jc w:val="right"/>
+            </w:pPr>
+            <w:r>
+              <w:t xml:space="preserve">43</w:t>
+            </w:r>
+          </w:p>
+        </w:tc>
+      </w:tr>
+      <w:tr>
+        <w:tc>
+          <w:tcPr/>
+          <w:p>
+            <w:pPr>
+              <w:pStyle w:val="Compact"/>
+              <w:jc w:val="left"/>
+            </w:pPr>
+            <w:r>
+              <w:t xml:space="preserve">Hypertension</w:t>
+            </w:r>
+          </w:p>
+        </w:tc>
+        <w:tc>
+          <w:tcPr/>
+          <w:p>
+            <w:pPr>
+              <w:pStyle w:val="Compact"/>
+              <w:jc w:val="left"/>
+            </w:pPr>
+            <w:r>
+              <w:t xml:space="preserve">&gt;=140/90</w:t>
+            </w:r>
+          </w:p>
+        </w:tc>
+        <w:tc>
+          <w:tcPr/>
+          <w:p>
+            <w:pPr>
+              <w:pStyle w:val="Compact"/>
+              <w:jc w:val="right"/>
+            </w:pPr>
+            <w:r>
+              <w:t xml:space="preserve">31.3</w:t>
+            </w:r>
+          </w:p>
+        </w:tc>
+        <w:tc>
+          <w:tcPr/>
+          <w:p>
+            <w:pPr>
+              <w:pStyle w:val="Compact"/>
+              <w:jc w:val="right"/>
+            </w:pPr>
+            <w:r>
+              <w:t xml:space="preserve">63.8</w:t>
+            </w:r>
+          </w:p>
+        </w:tc>
+      </w:tr>
+      <w:tr>
+        <w:tc>
+          <w:tcPr/>
+          <w:p>
+            <w:pPr>
+              <w:pStyle w:val="Compact"/>
+              <w:jc w:val="left"/>
+            </w:pPr>
+            <w:r>
+              <w:t xml:space="preserve">Hypertension</w:t>
+            </w:r>
+          </w:p>
+        </w:tc>
+        <w:tc>
+          <w:tcPr/>
+          <w:p>
+            <w:pPr>
+              <w:pStyle w:val="Compact"/>
+              <w:jc w:val="left"/>
+            </w:pPr>
+            <w:r>
+              <w:t xml:space="preserve">&gt;=130/80</w:t>
+            </w:r>
+          </w:p>
+        </w:tc>
+        <w:tc>
+          <w:tcPr/>
+          <w:p>
+            <w:pPr>
+              <w:pStyle w:val="Compact"/>
+              <w:jc w:val="right"/>
+            </w:pPr>
+            <w:r>
+              <w:t xml:space="preserve">62.5</w:t>
+            </w:r>
+          </w:p>
+        </w:tc>
+        <w:tc>
+          <w:tcPr/>
+          <w:p>
+            <w:pPr>
+              <w:pStyle w:val="Compact"/>
+              <w:jc w:val="right"/>
+            </w:pPr>
+            <w:r>
+              <w:t xml:space="preserve">69.9</w:t>
+            </w:r>
+          </w:p>
+        </w:tc>
+      </w:tr>
+      <w:tr>
+        <w:tc>
+          <w:tcPr/>
+          <w:p>
+            <w:pPr>
+              <w:pStyle w:val="Compact"/>
+              <w:jc w:val="left"/>
+            </w:pPr>
+            <w:r>
+              <w:t xml:space="preserve">Inflammation</w:t>
+            </w:r>
+          </w:p>
+        </w:tc>
+        <w:tc>
+          <w:tcPr/>
+          <w:p>
+            <w:pPr>
+              <w:pStyle w:val="Compact"/>
+              <w:jc w:val="left"/>
+            </w:pPr>
+            <w:r>
+              <w:t xml:space="preserve">CRP&gt;3</w:t>
+            </w:r>
+          </w:p>
+        </w:tc>
+        <w:tc>
+          <w:tcPr/>
+          <w:p>
+            <w:pPr>
+              <w:pStyle w:val="Compact"/>
+              <w:jc w:val="right"/>
+            </w:pPr>
+            <w:r>
+              <w:t xml:space="preserve">9.6</w:t>
+            </w:r>
+          </w:p>
+        </w:tc>
+        <w:tc>
+          <w:tcPr/>
+          <w:p>
+            <w:pPr>
+              <w:pStyle w:val="Compact"/>
+              <w:jc w:val="right"/>
+            </w:pPr>
+            <w:r>
+              <w:t xml:space="preserve">nan</w:t>
+            </w:r>
+          </w:p>
+        </w:tc>
+      </w:tr>
+      <w:tr>
+        <w:tc>
+          <w:tcPr/>
+          <w:p>
+            <w:pPr>
+              <w:pStyle w:val="Compact"/>
+              <w:jc w:val="left"/>
+            </w:pPr>
+            <w:r>
+              <w:t xml:space="preserve">Inflammation</w:t>
+            </w:r>
+          </w:p>
+        </w:tc>
+        <w:tc>
+          <w:tcPr/>
+          <w:p>
+            <w:pPr>
+              <w:pStyle w:val="Compact"/>
+              <w:jc w:val="left"/>
+            </w:pPr>
+            <w:r>
+              <w:t xml:space="preserve">CRP&gt;10</w:t>
+            </w:r>
+          </w:p>
+        </w:tc>
+        <w:tc>
+          <w:tcPr/>
+          <w:p>
+            <w:pPr>
+              <w:pStyle w:val="Compact"/>
+              <w:jc w:val="right"/>
+            </w:pPr>
+            <w:r>
+              <w:t xml:space="preserve">2.6</w:t>
+            </w:r>
+          </w:p>
+        </w:tc>
+        <w:tc>
+          <w:tcPr/>
+          <w:p>
+            <w:pPr>
+              <w:pStyle w:val="Compact"/>
+              <w:jc w:val="right"/>
+            </w:pPr>
+            <w:r>
+              <w:t xml:space="preserve">nan</w:t>
+            </w:r>
+          </w:p>
+        </w:tc>
+      </w:tr>
+    </w:tbl>
+    <w:bookmarkEnd w:id="19"/>
+    <w:bookmarkStart w:id="20" w:name="table-s13.-diagnosis-gap-by-age-group"/>
+    <w:p>
+      <w:pPr>
+        <w:pStyle w:val="Heading2"/>
+      </w:pPr>
+      <w:r>
+        <w:t xml:space="preserve">Table S13. Diagnosis gap by age group</w:t>
+      </w:r>
+    </w:p>
+    <w:tbl>
+      <w:tblPr>
+        <w:tblStyle w:val="Table"/>
+        <w:tblW w:type="pct" w:w="5000"/>
+        <w:tblLayout w:type="fixed"/>
+        <w:tblLook w:firstRow="1" w:lastRow="0" w:firstColumn="0" w:lastColumn="0" w:noHBand="0" w:noVBand="0" w:val="0020"/>
+      </w:tblPr>
+      <w:tblGrid>
+        <w:gridCol w:w="1255"/>
+        <w:gridCol w:w="2124"/>
+        <w:gridCol w:w="2511"/>
+        <w:gridCol w:w="2028"/>
+      </w:tblGrid>
+      <w:tr>
+        <w:trPr>
+          <w:tblHeader w:val="on"/>
+        </w:trPr>
+        <w:tc>
+          <w:tcPr/>
+          <w:p>
+            <w:pPr>
+              <w:pStyle w:val="Compact"/>
+              <w:jc w:val="left"/>
+            </w:pPr>
+            <w:r>
+              <w:t xml:space="preserve">age_group</w:t>
+            </w:r>
+          </w:p>
+        </w:tc>
+        <w:tc>
+          <w:tcPr/>
+          <w:p>
+            <w:pPr>
+              <w:pStyle w:val="Compact"/>
+              <w:jc w:val="right"/>
+            </w:pPr>
+            <w:r>
+              <w:t xml:space="preserve">biochem_diabetes_%</w:t>
+            </w:r>
+          </w:p>
+        </w:tc>
+        <w:tc>
+          <w:tcPr/>
+          <w:p>
+            <w:pPr>
+              <w:pStyle w:val="Compact"/>
+              <w:jc w:val="right"/>
+            </w:pPr>
+            <w:r>
+              <w:t xml:space="preserve">undiagnosed_diabetes_%</w:t>
+            </w:r>
+          </w:p>
+        </w:tc>
+        <w:tc>
+          <w:tcPr/>
+          <w:p>
+            <w:pPr>
+              <w:pStyle w:val="Compact"/>
+              <w:jc w:val="right"/>
+            </w:pPr>
+            <w:r>
+              <w:t xml:space="preserve">undiagnosed_htn_%</w:t>
+            </w:r>
+          </w:p>
+        </w:tc>
+      </w:tr>
+      <w:tr>
+        <w:tc>
+          <w:tcPr/>
+          <w:p>
+            <w:pPr>
+              <w:pStyle w:val="Compact"/>
+              <w:jc w:val="left"/>
+            </w:pPr>
+            <w:r>
+              <w:t xml:space="preserve">45-59</w:t>
+            </w:r>
+          </w:p>
+        </w:tc>
+        <w:tc>
+          <w:tcPr/>
+          <w:p>
+            <w:pPr>
+              <w:pStyle w:val="Compact"/>
+              <w:jc w:val="right"/>
+            </w:pPr>
+            <w:r>
+              <w:t xml:space="preserve">14.3</w:t>
+            </w:r>
+          </w:p>
+        </w:tc>
+        <w:tc>
+          <w:tcPr/>
+          <w:p>
+            <w:pPr>
+              <w:pStyle w:val="Compact"/>
+              <w:jc w:val="right"/>
+            </w:pPr>
+            <w:r>
+              <w:t xml:space="preserve">54.4</w:t>
+            </w:r>
+          </w:p>
+        </w:tc>
+        <w:tc>
+          <w:tcPr/>
+          <w:p>
+            <w:pPr>
+              <w:pStyle w:val="Compact"/>
+              <w:jc w:val="right"/>
+            </w:pPr>
+            <w:r>
+              <w:t xml:space="preserve">68.3</w:t>
+            </w:r>
+          </w:p>
+        </w:tc>
+      </w:tr>
+      <w:tr>
+        <w:tc>
+          <w:tcPr/>
+          <w:p>
+            <w:pPr>
+              <w:pStyle w:val="Compact"/>
+              <w:jc w:val="left"/>
+            </w:pPr>
+            <w:r>
+              <w:t xml:space="preserve">60-74</w:t>
+            </w:r>
+          </w:p>
+        </w:tc>
+        <w:tc>
+          <w:tcPr/>
+          <w:p>
+            <w:pPr>
+              <w:pStyle w:val="Compact"/>
+              <w:jc w:val="right"/>
+            </w:pPr>
+            <w:r>
+              <w:t xml:space="preserve">17.1</w:t>
+            </w:r>
+          </w:p>
+        </w:tc>
+        <w:tc>
+          <w:tcPr/>
+          <w:p>
+            <w:pPr>
+              <w:pStyle w:val="Compact"/>
+              <w:jc w:val="right"/>
+            </w:pPr>
+            <w:r>
+              <w:t xml:space="preserve">46.3</w:t>
+            </w:r>
+          </w:p>
+        </w:tc>
+        <w:tc>
+          <w:tcPr/>
+          <w:p>
+            <w:pPr>
+              <w:pStyle w:val="Compact"/>
+              <w:jc w:val="right"/>
+            </w:pPr>
+            <w:r>
+              <w:t xml:space="preserve">60</w:t>
+            </w:r>
+          </w:p>
+        </w:tc>
+      </w:tr>
+      <w:tr>
+        <w:tc>
+          <w:tcPr/>
+          <w:p>
+            <w:pPr>
+              <w:pStyle w:val="Compact"/>
+              <w:jc w:val="left"/>
+            </w:pPr>
+            <w:r>
+              <w:t xml:space="preserve">75+</w:t>
+            </w:r>
+          </w:p>
+        </w:tc>
+        <w:tc>
+          <w:tcPr/>
+          <w:p>
+            <w:pPr>
+              <w:pStyle w:val="Compact"/>
+              <w:jc w:val="right"/>
+            </w:pPr>
+            <w:r>
+              <w:t xml:space="preserve">15</w:t>
+            </w:r>
+          </w:p>
+        </w:tc>
+        <w:tc>
+          <w:tcPr/>
+          <w:p>
+            <w:pPr>
+              <w:pStyle w:val="Compact"/>
+              <w:jc w:val="right"/>
+            </w:pPr>
+            <w:r>
+              <w:t xml:space="preserve">54.6</w:t>
+            </w:r>
+          </w:p>
+        </w:tc>
+        <w:tc>
+          <w:tcPr/>
+          <w:p>
+            <w:pPr>
+              <w:pStyle w:val="Compact"/>
+              <w:jc w:val="right"/>
+            </w:pPr>
+            <w:r>
+              <w:t xml:space="preserve">56.3</w:t>
+            </w:r>
+          </w:p>
+        </w:tc>
+      </w:tr>
+    </w:tbl>
+    <w:bookmarkEnd w:id="20"/>
+    <w:bookmarkStart w:id="21" w:name="Xdec792ccb30d6cd6a17606ff8ebececbc6a5bee"/>
     <w:p>
       <w:pPr>
         <w:pStyle w:val="Heading2"/>
@@ -10727,8 +11589,8 @@
         <w:t xml:space="preserve">transparently rather than omitted.</w:t>
       </w:r>
     </w:p>
-    <w:bookmarkEnd w:id="18"/>
-    <w:bookmarkEnd w:id="19"/>
+    <w:bookmarkEnd w:id="21"/>
+    <w:bookmarkEnd w:id="22"/>
     <w:sectPr>
       <w:footnotePr>
         <w:numRestart w:val="eachSect"/>
